--- a/careers/Patrick_Iben_Resume.docx
+++ b/careers/Patrick_Iben_Resume.docx
@@ -17,7 +17,7 @@
       </w:pPr>
       <w:r>
         <w:rPr/>
-        <w:t>Applied mathematics and research engineering</w:t>
+        <w:t>Applied mathematics, biostatistics and research engineering</w:t>
       </w:r>
     </w:p>
     <w:p>
@@ -79,7 +79,7 @@
       <w:pPr/>
       <w:r>
         <w:rPr/>
-        <w:t>Applied mathematician and biostatistician with seven years in clinical biostatistics and twelve years in research. Builds statistical frameworks, AI-evaluation tools and public-data systems with traceable inputs and testable assumptions. Independent work includes six research manuscripts, scientific Python software, wearable sensing and 32 public-data consoles. Seeking research-scientist, research-engineering, AI-evaluation and biostatistical methods roles.</w:t>
+        <w:t>Applied mathematician and biostatistician with seven years in clinical biostatistics and twelve years in research. Works to eliminate needless ambiguity, risk, and suffering in decisions that rest on data. Builds statistical frameworks, AI-evaluation tools and public-data systems with traceable inputs and testable assumptions. Independent work includes six research manuscripts, scientific Python software, wearable sensing and 32 public-data consoles. Seeking research-scientist, research-engineering, AI-evaluation and biostatistical methods roles.</w:t>
       </w:r>
     </w:p>
     <w:p>
@@ -101,7 +101,7 @@
       </w:r>
       <w:r>
         <w:rPr/>
-        <w:t xml:space="preserve"> trial design, simulation, permutation inference, calibration, decision curves, PK/NCA, bioequivalence, CDISC SDTM/ADaM and statistical analysis plans.</w:t>
+        <w:t xml:space="preserve"> trial design, estimands, simulation, permutation inference, calibration, decision curves, PK/NCA, bioequivalence, safety review, CDISC SDTM/ADaM and statistical analysis plans.</w:t>
       </w:r>
     </w:p>
     <w:p>
@@ -114,7 +114,7 @@
       </w:r>
       <w:r>
         <w:rPr/>
-        <w:t xml:space="preserve"> R and pharmaverse, SAS, Python, SQL, JavaScript, Git, Docker and LaTeX. Data provenance, automated QC, browser testing, public API integration and numerical validation.</w:t>
+        <w:t xml:space="preserve"> R (pharmaverse and Shiny), Quarto, SAS, Python, SQL, JavaScript, Git, Docker and LaTeX. Data provenance, automated QC, browser testing, public API integration and numerical validation.</w:t>
       </w:r>
     </w:p>
     <w:p>
@@ -333,11 +333,10 @@
     <w:p>
       <w:pPr>
         <w:pStyle w:val="Heading1"/>
-        <w:pageBreakBefore/>
-      </w:pPr>
-      <w:r>
-        <w:rPr/>
-        <w:t>Selected research engineering</w:t>
+      </w:pPr>
+      <w:r>
+        <w:rPr/>
+        <w:t>Selected projects</w:t>
       </w:r>
     </w:p>
     <w:p>
@@ -345,6 +344,145 @@
         <w:pStyle w:val="Entry"/>
       </w:pPr>
       <w:hyperlink r:id="rId14">
+        <w:r>
+          <w:rPr>
+            <w:color w:val="000000"/>
+            <w:b/>
+          </w:rPr>
+          <w:t>Clinical trial biostatistics portfolio</w:t>
+        </w:r>
+      </w:hyperlink>
+      <w:r>
+        <w:rPr>
+          <w:b/>
+        </w:rPr>
+        <w:t xml:space="preserve"> and </w:t>
+      </w:r>
+      <w:hyperlink r:id="rId15">
+        <w:r>
+          <w:rPr>
+            <w:color w:val="000000"/>
+            <w:b/>
+          </w:rPr>
+          <w:t>eCRF review apps</w:t>
+        </w:r>
+      </w:hyperlink>
+      <w:r>
+        <w:rPr/>
+        <w:t xml:space="preserve"> (synthetic data)</w:t>
+      </w:r>
+    </w:p>
+    <w:p>
+      <w:pPr>
+        <w:pStyle w:val="Bullet"/>
+        <w:numPr>
+          <w:ilvl w:val="0"/>
+          <w:numId w:val="1027"/>
+        </w:numPr>
+        <w:ind w:left="202" w:hanging="202"/>
+      </w:pPr>
+      <w:r>
+        <w:rPr/>
+        <w:t xml:space="preserve">Built a </w:t>
+      </w:r>
+      <w:hyperlink r:id="rId16">
+        <w:r>
+          <w:rPr>
+            <w:color w:val="154D66"/>
+          </w:rPr>
+          <w:t>worked bioequivalence study</w:t>
+        </w:r>
+      </w:hyperlink>
+      <w:r>
+        <w:rPr/>
+        <w:t xml:space="preserve"> (2x2, N = 40) from sample size through SAP, ADaM, NCA, ICH M13A analysis, TLFs and CSR text in one script, with executed same-author QC (not independent double programming).</w:t>
+      </w:r>
+    </w:p>
+    <w:p>
+      <w:pPr>
+        <w:pStyle w:val="Bullet"/>
+        <w:numPr>
+          <w:ilvl w:val="0"/>
+          <w:numId w:val="1027"/>
+        </w:numPr>
+        <w:ind w:left="202" w:hanging="202"/>
+      </w:pPr>
+      <w:r>
+        <w:rPr/>
+        <w:t xml:space="preserve">Implemented safety-review screening rules (potential Hy's Law, ALT/AST confirmation flag, ICH E14 QTcF categories) and built a </w:t>
+      </w:r>
+      <w:hyperlink r:id="rId17">
+        <w:r>
+          <w:rPr>
+            <w:color w:val="154D66"/>
+          </w:rPr>
+          <w:t>Safety Review Committee packet</w:t>
+        </w:r>
+      </w:hyperlink>
+      <w:r>
+        <w:rPr/>
+        <w:t xml:space="preserve"> and in-browser Shiny console for a synthetic first-in-human study (215 expectations in 42 tests pass; not validated).</w:t>
+      </w:r>
+    </w:p>
+    <w:p>
+      <w:pPr>
+        <w:pStyle w:val="Bullet"/>
+        <w:numPr>
+          <w:ilvl w:val="0"/>
+          <w:numId w:val="1027"/>
+        </w:numPr>
+        <w:ind w:left="202" w:hanging="202"/>
+      </w:pPr>
+      <w:r>
+        <w:rPr/>
+        <w:t xml:space="preserve">Built a </w:t>
+      </w:r>
+      <w:hyperlink r:id="rId18">
+        <w:r>
+          <w:rPr>
+            <w:color w:val="154D66"/>
+          </w:rPr>
+          <w:t>ten-gate QC harness</w:t>
+        </w:r>
+      </w:hyperlink>
+      <w:r>
+        <w:rPr/>
+        <w:t xml:space="preserve"> with same-author recomputation and 18 pre-registered seeded defects (14 caught, 1 survived; not a detection rate); human sign-off pending.</w:t>
+      </w:r>
+    </w:p>
+    <w:p>
+      <w:pPr>
+        <w:pStyle w:val="Bullet"/>
+        <w:numPr>
+          <w:ilvl w:val="0"/>
+          <w:numId w:val="1027"/>
+        </w:numPr>
+        <w:ind w:left="202" w:hanging="202"/>
+      </w:pPr>
+      <w:r>
+        <w:rPr/>
+        <w:t>Developed 221 ADaM-based TLF pseudocode programs per language in SAS and R (SAS not executed; R parse-checked) and exploratory simulations of ICH M13A residual carryover and a C-QTc hysteresis check.</w:t>
+      </w:r>
+    </w:p>
+    <w:p>
+      <w:pPr>
+        <w:pStyle w:val="Bullet"/>
+        <w:numPr>
+          <w:ilvl w:val="0"/>
+          <w:numId w:val="1027"/>
+        </w:numPr>
+        <w:ind w:left="202" w:hanging="202"/>
+      </w:pPr>
+      <w:r>
+        <w:rPr/>
+        <w:t>Built four Python data-review apps (coding QC, de-identification, participant risk, central statistical monitoring) that run in the browser; published measured failures (the stand-in de-identifier left 108 of 308 identifiers readable) and a pre-registered check that routed sibling terms to human coding.</w:t>
+      </w:r>
+    </w:p>
+    <w:p>
+      <w:pPr>
+        <w:pStyle w:val="Entry"/>
+      </w:pPr>
+      <w:hyperlink r:id="rId19">
         <w:r>
           <w:rPr>
             <w:color w:val="000000"/>
@@ -359,7 +497,7 @@
         </w:rPr>
         <w:t xml:space="preserve"> and </w:t>
       </w:r>
-      <w:hyperlink r:id="rId15">
+      <w:hyperlink r:id="rId20">
         <w:r>
           <w:rPr>
             <w:color w:val="000000"/>
@@ -401,7 +539,7 @@
       <w:pPr>
         <w:pStyle w:val="Entry"/>
       </w:pPr>
-      <w:hyperlink r:id="rId16">
+      <w:hyperlink r:id="rId21">
         <w:r>
           <w:rPr>
             <w:color w:val="000000"/>
@@ -416,7 +554,7 @@
         </w:rPr>
         <w:t xml:space="preserve"> and </w:t>
       </w:r>
-      <w:hyperlink r:id="rId17">
+      <w:hyperlink r:id="rId22">
         <w:r>
           <w:rPr>
             <w:color w:val="000000"/>
@@ -458,64 +596,7 @@
       <w:pPr>
         <w:pStyle w:val="Entry"/>
       </w:pPr>
-      <w:hyperlink r:id="rId18">
-        <w:r>
-          <w:rPr>
-            <w:color w:val="000000"/>
-            <w:b/>
-          </w:rPr>
-          <w:t>Clinical biometrics toolkit</w:t>
-        </w:r>
-      </w:hyperlink>
-      <w:r>
-        <w:rPr>
-          <w:b/>
-        </w:rPr>
-        <w:t xml:space="preserve"> and </w:t>
-      </w:r>
-      <w:hyperlink r:id="rId19">
-        <w:r>
-          <w:rPr>
-            <w:color w:val="000000"/>
-            <w:b/>
-          </w:rPr>
-          <w:t>eCRF workflow prototypes</w:t>
-        </w:r>
-      </w:hyperlink>
-    </w:p>
-    <w:p>
-      <w:pPr>
-        <w:pStyle w:val="Bullet"/>
-        <w:numPr>
-          <w:ilvl w:val="0"/>
-          <w:numId w:val="1027"/>
-        </w:numPr>
-        <w:ind w:left="202" w:hanging="202"/>
-      </w:pPr>
-      <w:r>
-        <w:rPr/>
-        <w:t>Developed 217 ADaM-based TLF pseudocode templates per language in SAS and R, an executable synthetic PK/NCA and bioequivalence sandbox, and a seven-gate QC workflow.</w:t>
-      </w:r>
-    </w:p>
-    <w:p>
-      <w:pPr>
-        <w:pStyle w:val="Bullet"/>
-        <w:numPr>
-          <w:ilvl w:val="0"/>
-          <w:numId w:val="1027"/>
-        </w:numPr>
-        <w:ind w:left="202" w:hanging="202"/>
-      </w:pPr>
-      <w:r>
-        <w:rPr/>
-        <w:t>Built four Streamlit prototypes for coding assistance, PHI review, participant-risk screening and anomaly/drift checks, with traceable configuration and synthetic-data demonstrations.</w:t>
-      </w:r>
-    </w:p>
-    <w:p>
-      <w:pPr>
-        <w:pStyle w:val="Entry"/>
-      </w:pPr>
-      <w:hyperlink r:id="rId20">
+      <w:hyperlink r:id="rId23">
         <w:r>
           <w:rPr>
             <w:color w:val="000000"/>
@@ -1164,7 +1245,7 @@
       <w:jc w:val="left"/>
     </w:pPr>
     <w:rPr>
-      <w:rFonts w:asciiTheme="majorHAnsi" w:cstheme="majorBidi" w:eastAsiaTheme="majorEastAsia" w:hAnsiTheme="majorHAnsi" w:ascii="Times New Roman" w:hAnsi="Times New Roman"/>
+      <w:rFonts w:ascii="Times New Roman" w:hAnsi="Times New Roman"/>
       <w:b/>
       <w:color w:val="000000"/>
       <w:sz w:val="46"/>
@@ -1202,7 +1283,7 @@
       <w:jc w:val="left"/>
     </w:pPr>
     <w:rPr>
-      <w:rFonts w:cstheme="majorBidi" w:eastAsiaTheme="majorEastAsia" w:ascii="Times New Roman" w:hAnsi="Times New Roman"/>
+      <w:rFonts w:ascii="Times New Roman" w:hAnsi="Times New Roman"/>
       <w:b w:val="0"/>
       <w:color w:val="000000"/>
       <w:spacing w:val="15"/>
@@ -1309,7 +1390,7 @@
       <w:outlineLvl w:val="0"/>
     </w:pPr>
     <w:rPr>
-      <w:rFonts w:asciiTheme="majorHAnsi" w:cstheme="majorBidi" w:eastAsiaTheme="majorEastAsia" w:hAnsiTheme="majorHAnsi" w:ascii="Times New Roman" w:hAnsi="Times New Roman"/>
+      <w:rFonts w:ascii="Times New Roman" w:hAnsi="Times New Roman"/>
       <w:b/>
       <w:color w:val="000000"/>
       <w:sz w:val="23"/>

--- a/careers/Patrick_Iben_Resume.docx
+++ b/careers/Patrick_Iben_Resume.docx
@@ -101,7 +101,7 @@
       </w:r>
       <w:r>
         <w:rPr/>
-        <w:t xml:space="preserve"> trial design, estimands, simulation, permutation inference, calibration, decision curves, PK/NCA, bioequivalence, safety review, CDISC SDTM/ADaM and statistical analysis plans.</w:t>
+        <w:t xml:space="preserve"> trial design, estimands, causal inference under interference (spillover and contamination), consilience testing across data sources, simulation, permutation inference, calibration, decision curves, PK/NCA, bioequivalence, safety review, CDISC SDTM/ADaM and statistical analysis plans.</w:t>
       </w:r>
     </w:p>
     <w:p>

--- a/careers/Patrick_Iben_Resume.docx
+++ b/careers/Patrick_Iben_Resume.docx
@@ -38,7 +38,7 @@
           <w:rPr>
             <w:color w:val="154D66"/>
           </w:rPr>
-          <w:t>GitHub portfolio</w:t>
+          <w:t>GitHub</w:t>
         </w:r>
       </w:hyperlink>
       <w:r>
@@ -349,7 +349,7 @@
             <w:color w:val="000000"/>
             <w:b/>
           </w:rPr>
-          <w:t>Clinical trial biostatistics portfolio</w:t>
+          <w:t>Trial biostatistics toolkit</w:t>
         </w:r>
       </w:hyperlink>
       <w:r>
@@ -369,7 +369,7 @@
       </w:hyperlink>
       <w:r>
         <w:rPr/>
-        <w:t xml:space="preserve"> (synthetic data)</w:t>
+        <w:t xml:space="preserve"> (worked examples, templates and apps for lead biostatisticians; example data synthetic)</w:t>
       </w:r>
     </w:p>
     <w:p>
@@ -421,7 +421,7 @@
       </w:hyperlink>
       <w:r>
         <w:rPr/>
-        <w:t xml:space="preserve"> and in-browser Shiny console for a synthetic first-in-human study (215 expectations in 42 tests pass; not validated).</w:t>
+        <w:t xml:space="preserve"> and in-browser Shiny console for a synthetic first-in-human study (654 expectations in 69 tests pass; not validated).</w:t>
       </w:r>
     </w:p>
     <w:p>
@@ -647,7 +647,7 @@
       <w:pPr/>
       <w:r>
         <w:rPr/>
-        <w:t>Six manuscripts have public drafts and paired concise and complete teaching editions. Research topics and review status as of 23 October 2026:</w:t>
+        <w:t>Six manuscripts have public drafts and paired concise and complete teaching editions. Research topics and review status as of 26 October 2026:</w:t>
       </w:r>
     </w:p>
     <w:p>

--- a/careers/Patrick_Iben_Resume.docx
+++ b/careers/Patrick_Iben_Resume.docx
@@ -79,7 +79,7 @@
       <w:pPr/>
       <w:r>
         <w:rPr/>
-        <w:t>Applied mathematician and biostatistician with seven years in clinical biostatistics and twelve years in research. Works to eliminate needless ambiguity, risk, and suffering in decisions that rest on data. Builds statistical frameworks, AI-evaluation tools and public-data systems with traceable inputs and testable assumptions. Independent work includes six research manuscripts, scientific Python software, wearable sensing and 32 public-data consoles. Seeking research-scientist, research-engineering, AI-evaluation and biostatistical methods roles.</w:t>
+        <w:t>Applied mathematician and biostatistician with seven years in clinical biostatistics and twelve years in research. Works to eliminate needless ambiguity, risk, and suffering in decisions that rest on data. Builds statistical frameworks, AI-evaluation tools and public-data systems with traceable inputs and testable assumptions. Independent work includes six research manuscripts, scientific Python software, wearable sensing and 32 public-data consoles. Open to full-time and consulting roles.</w:t>
       </w:r>
     </w:p>
     <w:p>
@@ -447,7 +447,7 @@
       </w:hyperlink>
       <w:r>
         <w:rPr/>
-        <w:t xml:space="preserve"> with same-author recomputation and 18 pre-registered seeded defects (14 caught, 1 survived; not a detection rate); human sign-off pending.</w:t>
+        <w:t xml:space="preserve"> with same-author recomputation and 18 pre-registered seeded defects (15 caught, none survived; not a detection rate); human sign-off pending.</w:t>
       </w:r>
     </w:p>
     <w:p>

--- a/careers/Patrick_Iben_Resume.docx
+++ b/careers/Patrick_Iben_Resume.docx
@@ -33,38 +33,10 @@
       <w:pPr>
         <w:pStyle w:val="Contact"/>
       </w:pPr>
-      <w:hyperlink r:id="rId10">
-        <w:r>
-          <w:rPr>
-            <w:color w:val="154D66"/>
-          </w:rPr>
-          <w:t>GitHub</w:t>
-        </w:r>
-      </w:hyperlink>
-      <w:r>
-        <w:rPr/>
-        <w:t xml:space="preserve"> | </w:t>
-      </w:r>
-      <w:hyperlink r:id="rId13">
-        <w:r>
-          <w:rPr>
-            <w:color w:val="154D66"/>
-          </w:rPr>
-          <w:t>Research and teaching</w:t>
-        </w:r>
-      </w:hyperlink>
-      <w:r>
-        <w:rPr/>
-        <w:t xml:space="preserve"> | </w:t>
-      </w:r>
-      <w:hyperlink r:id="rId9">
-        <w:r>
-          <w:rPr>
-            <w:color w:val="154D66"/>
-          </w:rPr>
-          <w:t>ORCID 0009-0005-2443-7973</w:t>
-        </w:r>
-      </w:hyperlink>
+      <w:r>
+        <w:rPr/>
+        <w:t>GitHub: patrickiben | ORCID: 0009-0005-2443-7973</w:t>
+      </w:r>
     </w:p>
     <w:p>
       <w:pPr>
@@ -343,295 +315,191 @@
       <w:pPr>
         <w:pStyle w:val="Entry"/>
       </w:pPr>
-      <w:hyperlink r:id="rId14">
-        <w:r>
-          <w:rPr>
-            <w:color w:val="000000"/>
-            <w:b/>
-          </w:rPr>
-          <w:t>Trial biostatistics toolkit</w:t>
-        </w:r>
-      </w:hyperlink>
       <w:r>
         <w:rPr>
           <w:b/>
         </w:rPr>
-        <w:t xml:space="preserve"> and </w:t>
-      </w:r>
-      <w:hyperlink r:id="rId15">
-        <w:r>
-          <w:rPr>
-            <w:color w:val="000000"/>
-            <w:b/>
-          </w:rPr>
-          <w:t>eCRF review apps</w:t>
-        </w:r>
-      </w:hyperlink>
-      <w:r>
-        <w:rPr/>
-        <w:t xml:space="preserve"> (worked examples, templates and apps for lead biostatisticians; example data synthetic)</w:t>
-      </w:r>
-    </w:p>
-    <w:p>
-      <w:pPr>
-        <w:pStyle w:val="Bullet"/>
-        <w:numPr>
-          <w:ilvl w:val="0"/>
-          <w:numId w:val="1027"/>
-        </w:numPr>
-        <w:ind w:left="202" w:hanging="202"/>
-      </w:pPr>
-      <w:r>
-        <w:rPr/>
-        <w:t xml:space="preserve">Built a </w:t>
-      </w:r>
-      <w:hyperlink r:id="rId16">
-        <w:r>
-          <w:rPr>
-            <w:color w:val="154D66"/>
-          </w:rPr>
-          <w:t>worked bioequivalence study</w:t>
-        </w:r>
-      </w:hyperlink>
-      <w:r>
-        <w:rPr/>
-        <w:t xml:space="preserve"> (2x2, N = 40) from sample size through SAP, ADaM, NCA, ICH M13A analysis, TLFs and CSR text in one script, with executed same-author QC (not independent double programming).</w:t>
-      </w:r>
-    </w:p>
-    <w:p>
-      <w:pPr>
-        <w:pStyle w:val="Bullet"/>
-        <w:numPr>
-          <w:ilvl w:val="0"/>
-          <w:numId w:val="1027"/>
-        </w:numPr>
-        <w:ind w:left="202" w:hanging="202"/>
-      </w:pPr>
-      <w:r>
-        <w:rPr/>
-        <w:t xml:space="preserve">Implemented safety-review screening rules (potential Hy's Law, ALT/AST confirmation flag, ICH E14 QTcF categories) and built a </w:t>
-      </w:r>
-      <w:hyperlink r:id="rId17">
-        <w:r>
-          <w:rPr>
-            <w:color w:val="154D66"/>
-          </w:rPr>
-          <w:t>Safety Review Committee packet</w:t>
-        </w:r>
-      </w:hyperlink>
-      <w:r>
-        <w:rPr/>
-        <w:t xml:space="preserve"> and in-browser Shiny console for a synthetic first-in-human study (654 expectations in 69 tests pass; not validated).</w:t>
-      </w:r>
-    </w:p>
-    <w:p>
-      <w:pPr>
-        <w:pStyle w:val="Bullet"/>
-        <w:numPr>
-          <w:ilvl w:val="0"/>
-          <w:numId w:val="1027"/>
-        </w:numPr>
-        <w:ind w:left="202" w:hanging="202"/>
-      </w:pPr>
-      <w:r>
-        <w:rPr/>
-        <w:t xml:space="preserve">Built a </w:t>
-      </w:r>
-      <w:hyperlink r:id="rId18">
-        <w:r>
-          <w:rPr>
-            <w:color w:val="154D66"/>
-          </w:rPr>
-          <w:t>ten-gate QC harness</w:t>
-        </w:r>
-      </w:hyperlink>
-      <w:r>
-        <w:rPr/>
-        <w:t xml:space="preserve"> with same-author recomputation and 18 pre-registered seeded defects (15 caught, none survived; not a detection rate); human sign-off pending.</w:t>
-      </w:r>
-    </w:p>
-    <w:p>
-      <w:pPr>
-        <w:pStyle w:val="Bullet"/>
-        <w:numPr>
-          <w:ilvl w:val="0"/>
-          <w:numId w:val="1027"/>
-        </w:numPr>
-        <w:ind w:left="202" w:hanging="202"/>
-      </w:pPr>
-      <w:r>
-        <w:rPr/>
-        <w:t>Developed 221 ADaM-based TLF pseudocode programs per language in SAS and R (SAS not executed; R parse-checked) and exploratory simulations of ICH M13A residual carryover and a C-QTc hysteresis check.</w:t>
-      </w:r>
-    </w:p>
-    <w:p>
-      <w:pPr>
-        <w:pStyle w:val="Bullet"/>
-        <w:numPr>
-          <w:ilvl w:val="0"/>
-          <w:numId w:val="1027"/>
-        </w:numPr>
-        <w:ind w:left="202" w:hanging="202"/>
-      </w:pPr>
-      <w:r>
-        <w:rPr/>
-        <w:t>Built four Python data-review apps (coding QC, de-identification, participant risk, central statistical monitoring) that run in the browser; published measured failures (the stand-in de-identifier left 108 of 308 identifiers readable) and a pre-registered check that routed sibling terms to human coding.</w:t>
+        <w:t>Trial biostatistics toolkit and eCRF review apps</w:t>
+      </w:r>
+    </w:p>
+    <w:p>
+      <w:pPr/>
+      <w:r>
+        <w:rPr/>
+        <w:t>A public toolkit for biostatistics consultants: runnable SAS and R templates, dashboards and QC checks for the work a biostatistician does for a client across an early-phase trial, from the protocol's statistical sections to CSR text. It runs from static files or local R, so client data never leave the analyst's machine; the example studies are synthetic.</w:t>
+      </w:r>
+    </w:p>
+    <w:p>
+      <w:pPr>
+        <w:pStyle w:val="Bullet"/>
+        <w:numPr>
+          <w:ilvl w:val="0"/>
+          <w:numId w:val="1027"/>
+        </w:numPr>
+        <w:ind w:left="202" w:hanging="202"/>
+      </w:pPr>
+      <w:r>
+        <w:rPr/>
+        <w:t>Built a complete worked example of a bioequivalence study: one synthetic trial taken from sample size and randomization through the analysis plan, analysis datasets, pharmacokinetic analysis, tables and report text, all regenerated by a single script.</w:t>
+      </w:r>
+    </w:p>
+    <w:p>
+      <w:pPr>
+        <w:pStyle w:val="Bullet"/>
+        <w:numPr>
+          <w:ilvl w:val="0"/>
+          <w:numId w:val="1027"/>
+        </w:numPr>
+        <w:ind w:left="202" w:hanging="202"/>
+      </w:pPr>
+      <w:r>
+        <w:rPr/>
+        <w:t>Built safety-monitoring tools for first-in-human studies: liver and cardiac screening rules, a Safety Review Committee packet and an interactive dashboard that runs in the browser.</w:t>
+      </w:r>
+    </w:p>
+    <w:p>
+      <w:pPr>
+        <w:pStyle w:val="Bullet"/>
+        <w:numPr>
+          <w:ilvl w:val="0"/>
+          <w:numId w:val="1027"/>
+        </w:numPr>
+        <w:ind w:left="202" w:hanging="202"/>
+      </w:pPr>
+      <w:r>
+        <w:rPr/>
+        <w:t>Built a quality-control harness that recomputes key results a second way and is tested against deliberately planted errors.</w:t>
+      </w:r>
+    </w:p>
+    <w:p>
+      <w:pPr>
+        <w:pStyle w:val="Bullet"/>
+        <w:numPr>
+          <w:ilvl w:val="0"/>
+          <w:numId w:val="1027"/>
+        </w:numPr>
+        <w:ind w:left="202" w:hanging="202"/>
+      </w:pPr>
+      <w:r>
+        <w:rPr/>
+        <w:t>Wrote SAS and R program libraries for standard tables, listings and figures across common early-phase designs, plus simulation studies of two regulatory checks.</w:t>
+      </w:r>
+    </w:p>
+    <w:p>
+      <w:pPr>
+        <w:pStyle w:val="Bullet"/>
+        <w:numPr>
+          <w:ilvl w:val="0"/>
+          <w:numId w:val="1027"/>
+        </w:numPr>
+        <w:ind w:left="202" w:hanging="202"/>
+      </w:pPr>
+      <w:r>
+        <w:rPr/>
+        <w:t>Built four browser-based apps for reviewing clinical trial data (medical coding, de-identification, participant risk and central monitoring) and published their measured limitations.</w:t>
       </w:r>
     </w:p>
     <w:p>
       <w:pPr>
         <w:pStyle w:val="Entry"/>
       </w:pPr>
-      <w:hyperlink r:id="rId19">
-        <w:r>
-          <w:rPr>
-            <w:color w:val="000000"/>
-            <w:b/>
-          </w:rPr>
-          <w:t>Public Data Consoles</w:t>
-        </w:r>
-      </w:hyperlink>
       <w:r>
         <w:rPr>
           <w:b/>
         </w:rPr>
-        <w:t xml:space="preserve"> and </w:t>
-      </w:r>
-      <w:hyperlink r:id="rId20">
-        <w:r>
-          <w:rPr>
-            <w:color w:val="000000"/>
-            <w:b/>
-          </w:rPr>
-          <w:t>Coastal Water Resilience</w:t>
-        </w:r>
-      </w:hyperlink>
-    </w:p>
-    <w:p>
-      <w:pPr>
-        <w:pStyle w:val="Bullet"/>
-        <w:numPr>
-          <w:ilvl w:val="0"/>
-          <w:numId w:val="1027"/>
-        </w:numPr>
-        <w:ind w:left="202" w:hanging="202"/>
-      </w:pPr>
-      <w:r>
-        <w:rPr/>
-        <w:t>Built 32 browser consoles integrating public observations, official forecasts and dated reference data, with source provenance, refresh checks, mobile layouts and no visitor API-key requirement.</w:t>
-      </w:r>
-    </w:p>
-    <w:p>
-      <w:pPr>
-        <w:pStyle w:val="Bullet"/>
-        <w:numPr>
-          <w:ilvl w:val="0"/>
-          <w:numId w:val="1027"/>
-        </w:numPr>
-        <w:ind w:left="202" w:hanging="202"/>
-      </w:pPr>
-      <w:r>
-        <w:rPr/>
-        <w:t>Adapted a ten-parameter research framework into data-informed response plans with action priorities, timing, escalation and parameter explanations. Coastal joins public station inventories, terrain, evacuation zones and NOAA feeds for geographic exposure screening; unsupported hydraulic quantities remain explicit.</w:t>
+        <w:t>Public Data Consoles and Coastal Water Resilience</w:t>
+      </w:r>
+    </w:p>
+    <w:p>
+      <w:pPr>
+        <w:pStyle w:val="Bullet"/>
+        <w:numPr>
+          <w:ilvl w:val="0"/>
+          <w:numId w:val="1027"/>
+        </w:numPr>
+        <w:ind w:left="202" w:hanging="202"/>
+      </w:pPr>
+      <w:r>
+        <w:rPr/>
+        <w:t>Built 32 browser-only decision-support consoles on public data feeds and dated snapshots across hazards, public health, access to care and markets; each labels every input as measured, modeled or demonstration.</w:t>
+      </w:r>
+    </w:p>
+    <w:p>
+      <w:pPr>
+        <w:pStyle w:val="Bullet"/>
+        <w:numPr>
+          <w:ilvl w:val="0"/>
+          <w:numId w:val="1027"/>
+        </w:numPr>
+        <w:ind w:left="202" w:hanging="202"/>
+      </w:pPr>
+      <w:r>
+        <w:rPr/>
+        <w:t>Unified my two research methods in Coastal Water Resilience: the ten-metric diagnostic suite from my contamination-resilient cluster randomized trial design, combined with directed source/sink topology accounting from my directed-contagion research, applied to live NOAA, NHC and NWS coastal forecasts across 131 published station locations to drive projected impacts and response plans.</w:t>
       </w:r>
     </w:p>
     <w:p>
       <w:pPr>
         <w:pStyle w:val="Entry"/>
       </w:pPr>
-      <w:hyperlink r:id="rId21">
-        <w:r>
-          <w:rPr>
-            <w:color w:val="000000"/>
-            <w:b/>
-          </w:rPr>
-          <w:t>Autonomic Telemetry</w:t>
-        </w:r>
-      </w:hyperlink>
       <w:r>
         <w:rPr>
           <w:b/>
         </w:rPr>
-        <w:t xml:space="preserve"> and </w:t>
-      </w:r>
-      <w:hyperlink r:id="rId22">
-        <w:r>
-          <w:rPr>
-            <w:color w:val="000000"/>
-            <w:b/>
-          </w:rPr>
-          <w:t>Resilience Telemetry</w:t>
-        </w:r>
-      </w:hyperlink>
-    </w:p>
-    <w:p>
-      <w:pPr>
-        <w:pStyle w:val="Bullet"/>
-        <w:numPr>
-          <w:ilvl w:val="0"/>
-          <w:numId w:val="1027"/>
-        </w:numPr>
-        <w:ind w:left="202" w:hanging="202"/>
-      </w:pPr>
-      <w:r>
-        <w:rPr/>
-        <w:t>Built Bluetooth-to-Mac-to-mobile wearable data transport with personal references, signal-quality and freshness controls, and replayable numerical views.</w:t>
-      </w:r>
-    </w:p>
-    <w:p>
-      <w:pPr>
-        <w:pStyle w:val="Bullet"/>
-        <w:numPr>
-          <w:ilvl w:val="0"/>
-          <w:numId w:val="1027"/>
-        </w:numPr>
-        <w:ind w:left="202" w:hanging="202"/>
-      </w:pPr>
-      <w:r>
-        <w:rPr/>
-        <w:t>Implemented cross-asset volatility-network diagnostics, historical replay and held-out comparisons against highest-volatility and persistence baselines as an exploratory adaptation of directed-contagion research.</w:t>
+        <w:t>Autonomic Telemetry and Resilience Telemetry</w:t>
+      </w:r>
+    </w:p>
+    <w:p>
+      <w:pPr>
+        <w:pStyle w:val="Bullet"/>
+        <w:numPr>
+          <w:ilvl w:val="0"/>
+          <w:numId w:val="1027"/>
+        </w:numPr>
+        <w:ind w:left="202" w:hanging="202"/>
+      </w:pPr>
+      <w:r>
+        <w:rPr/>
+        <w:t>Built a personal arousal-biofeedback system for work and rest: a multivariate estimate combining heart rate, heart-rate variability, EEG beta/alpha and covariance distance against a personal reference, with prediction-error event detection; live input streams from a Muse S headband and a Hume Band through a local Mac-to-iPhone bridge.</w:t>
+      </w:r>
+    </w:p>
+    <w:p>
+      <w:pPr>
+        <w:pStyle w:val="Bullet"/>
+        <w:numPr>
+          <w:ilvl w:val="0"/>
+          <w:numId w:val="1027"/>
+        </w:numPr>
+        <w:ind w:left="202" w:hanging="202"/>
+      </w:pPr>
+      <w:r>
+        <w:rPr/>
+        <w:t>Applied my directed-contagion research to cross-asset market volatility: spillover networks, transmitter stability and historical replay, tested against held-out baselines that track the loudest and the most persistent assets.</w:t>
       </w:r>
     </w:p>
     <w:p>
       <w:pPr>
         <w:pStyle w:val="Entry"/>
       </w:pPr>
-      <w:hyperlink r:id="rId23">
-        <w:r>
-          <w:rPr>
-            <w:color w:val="000000"/>
-            <w:b/>
-          </w:rPr>
-          <w:t>AI evaluation and scientific software</w:t>
-        </w:r>
-      </w:hyperlink>
-    </w:p>
-    <w:p>
-      <w:pPr>
-        <w:pStyle w:val="Bullet"/>
-        <w:numPr>
-          <w:ilvl w:val="0"/>
-          <w:numId w:val="1027"/>
-        </w:numPr>
-        <w:ind w:left="202" w:hanging="202"/>
-      </w:pPr>
-      <w:r>
-        <w:rPr/>
-        <w:t>Implemented deterministic numeric and phrase checks, tool-ledger provenance, lexical retrieval evaluation and a containerized FastAPI service, with structured reports and executable known-gap tests.</w:t>
-      </w:r>
-    </w:p>
-    <w:p>
-      <w:pPr>
-        <w:pStyle w:val="Bullet"/>
-        <w:numPr>
-          <w:ilvl w:val="0"/>
-          <w:numId w:val="1027"/>
-        </w:numPr>
-        <w:ind w:left="202" w:hanging="202"/>
-      </w:pPr>
-      <w:r>
-        <w:rPr/>
-        <w:t>Evaluated calibration and decision curves against a synthetic oracle; packaged the Consilience Engine as an offline-capable Python library and configurable CLI.</w:t>
+      <w:r>
+        <w:rPr>
+          <w:b/>
+        </w:rPr>
+        <w:t>Consilience Engine</w:t>
+      </w:r>
+    </w:p>
+    <w:p>
+      <w:pPr>
+        <w:pStyle w:val="Bullet"/>
+        <w:numPr>
+          <w:ilvl w:val="0"/>
+          <w:numId w:val="1027"/>
+        </w:numPr>
+        <w:ind w:left="202" w:hanging="202"/>
+      </w:pPr>
+      <w:r>
+        <w:rPr/>
+        <w:t>Packaged gene-set analysis as an installable Python library and configurable CLI with offline cache support, building modality-specific graphs from InterPro, Human Protein Atlas, STRING and Gene Ontology sources with permutation-null separation and class-recovery analyses; applied it to a 410-gene nervous-system map and a 132-gene immune replication.</w:t>
       </w:r>
     </w:p>
     <w:p>
@@ -640,14 +508,14 @@
       </w:pPr>
       <w:r>
         <w:rPr/>
-        <w:t>Research and teaching</w:t>
+        <w:t>Publications and manuscripts</w:t>
       </w:r>
     </w:p>
     <w:p>
       <w:pPr/>
       <w:r>
         <w:rPr/>
-        <w:t>Six manuscripts have public drafts and paired concise and complete teaching editions. Research topics and review status as of 26 October 2026:</w:t>
+        <w:t>Submitted manuscripts, with review status as of 26 October 2026:</w:t>
       </w:r>
     </w:p>
     <w:p>
@@ -667,7 +535,7 @@
       </w:r>
       <w:r>
         <w:rPr/>
-        <w:t xml:space="preserve"> Monte Carlo evaluation of contamination control. </w:t>
+        <w:t xml:space="preserve"> A design framework for trials in which treatment effects spill between sites. </w:t>
       </w:r>
       <w:r>
         <w:rPr>
@@ -677,7 +545,7 @@
       </w:r>
       <w:r>
         <w:rPr/>
-        <w:t>, submitted.</w:t>
+        <w:t>, submitted. Preprint doi:10.5281/zenodo.23486176.</w:t>
       </w:r>
     </w:p>
     <w:p>
@@ -697,7 +565,7 @@
       </w:r>
       <w:r>
         <w:rPr/>
-        <w:t xml:space="preserve"> Permutation tests and replication across 11 genes. </w:t>
+        <w:t xml:space="preserve"> What an AI genomics model's variant comparisons actually measure. </w:t>
       </w:r>
       <w:r>
         <w:rPr>
@@ -707,7 +575,7 @@
       </w:r>
       <w:r>
         <w:rPr/>
-        <w:t>, submitted.</w:t>
+        <w:t>, submitted. Preprint doi:10.5281/zenodo.23543154.</w:t>
       </w:r>
     </w:p>
     <w:p>
@@ -727,7 +595,7 @@
       </w:r>
       <w:r>
         <w:rPr/>
-        <w:t xml:space="preserve"> Stronger-baseline counterexamples, training-catalog overlap and literature audit. PLOS ONE, submitted 22 October 2026.</w:t>
+        <w:t xml:space="preserve"> Overturning our own earlier information-limit claim with stronger baselines. PLOS ONE, submitted 22 October 2026. Preprint doi:10.5281/zenodo.23519299.</w:t>
       </w:r>
     </w:p>
     <w:p>
@@ -747,7 +615,7 @@
       </w:r>
       <w:r>
         <w:rPr/>
-        <w:t xml:space="preserve"> Directional asymmetry and simulated interventions across seven datasets. </w:t>
+        <w:t xml:space="preserve"> Targeting the units that transmit a contagion versus the hardest-hit ones. </w:t>
       </w:r>
       <w:r>
         <w:rPr>
@@ -777,7 +645,7 @@
       </w:r>
       <w:r>
         <w:rPr/>
-        <w:t xml:space="preserve"> Permutation-based comparison of gene-group coherence across data modalities. </w:t>
+        <w:t xml:space="preserve"> How different kinds of biological data recognize the same gene groups. </w:t>
       </w:r>
       <w:r>
         <w:rPr>
@@ -807,26 +675,74 @@
       </w:r>
       <w:r>
         <w:rPr/>
-        <w:t xml:space="preserve"> Encoder-specific prediction and corroboration across three datasets. Peer Community In, preprint review.</w:t>
+        <w:t xml:space="preserve"> No evidence for an emotion-specific visual code in the human amygdala. Peer Community In, preprint review. Preprint doi:10.5281/zenodo.21422754.</w:t>
       </w:r>
     </w:p>
     <w:p>
       <w:pPr/>
       <w:r>
         <w:rPr/>
-        <w:t xml:space="preserve">Authored twelve educational editions with worked examples, answered exercises and manuscript-version provenance. </w:t>
-      </w:r>
-      <w:hyperlink r:id="rId13">
-        <w:r>
-          <w:rPr>
-            <w:color w:val="154D66"/>
-          </w:rPr>
-          <w:t>Manuscripts, repositories, demonstrations and companions</w:t>
-        </w:r>
-      </w:hyperlink>
-      <w:r>
-        <w:rPr/>
-        <w:t>.</w:t>
+        <w:t>Published work:</w:t>
+      </w:r>
+    </w:p>
+    <w:p>
+      <w:pPr>
+        <w:pStyle w:val="Bullet"/>
+        <w:numPr>
+          <w:ilvl w:val="0"/>
+          <w:numId w:val="1027"/>
+        </w:numPr>
+        <w:ind w:left="202" w:hanging="202"/>
+      </w:pPr>
+      <w:r>
+        <w:rPr>
+          <w:b/>
+        </w:rPr>
+        <w:t>Acknowledged contributor</w:t>
+      </w:r>
+      <w:r>
+        <w:rPr/>
+        <w:t xml:space="preserve"> (study-dataset extraction and normalization programs): Osterhage KP, Hser YI, Mooney LJ, et al. Identifying patients with opioid use disorder using International Classification of Diseases (ICD) codes: challenges and opportunities. </w:t>
+      </w:r>
+      <w:r>
+        <w:rPr>
+          <w:i/>
+        </w:rPr>
+        <w:t>Addiction</w:t>
+      </w:r>
+      <w:r>
+        <w:rPr/>
+        <w:t>. 2024;119(1):160-168.</w:t>
+      </w:r>
+    </w:p>
+    <w:p>
+      <w:pPr>
+        <w:pStyle w:val="Bullet"/>
+        <w:numPr>
+          <w:ilvl w:val="0"/>
+          <w:numId w:val="1027"/>
+        </w:numPr>
+        <w:ind w:left="202" w:hanging="202"/>
+      </w:pPr>
+      <w:r>
+        <w:rPr>
+          <w:b/>
+        </w:rPr>
+        <w:t>Co-author:</w:t>
+      </w:r>
+      <w:r>
+        <w:rPr/>
+        <w:t xml:space="preserve"> Ben-Avie M, Rosenwald L, Depastino R, Iben P. How can we help young adults with autism thrive in the workplace? </w:t>
+      </w:r>
+      <w:r>
+        <w:rPr>
+          <w:i/>
+        </w:rPr>
+        <w:t>The Conversation</w:t>
+      </w:r>
+      <w:r>
+        <w:rPr/>
+        <w:t>, 2016.</w:t>
       </w:r>
     </w:p>
     <w:sectPr>
